--- a/submission/속도는벡터_중간발표_20260417_0000.docx
+++ b/submission/속도는벡터_중간발표_20260417_0000.docx
@@ -6870,7 +6870,7 @@
           <w:i w:val="0"/>
           <w:sz w:val="22"/>
         </w:rPr>
-        <w:t>발표자 분담 (제안):</w:t>
+        <w:t>발표자 분담 (4/17 확정):</w:t>
       </w:r>
     </w:p>
     <w:p>
@@ -6881,11 +6881,11 @@
       <w:r>
         <w:rPr>
           <w:rFonts w:ascii="Apple SD Gothic Neo" w:hAnsi="Apple SD Gothic Neo" w:eastAsia="Apple SD Gothic Neo"/>
-          <w:b w:val="0"/>
+          <w:b/>
           <w:i w:val="0"/>
           <w:sz w:val="22"/>
         </w:rPr>
-        <w:t>박세은 (팀장): S1~S4 + S14 (배경 + 결론)</w:t>
+        <w:t>강재현 — 주 발표자 (S1~S15 전체)</w:t>
       </w:r>
     </w:p>
     <w:p>
@@ -6900,7 +6900,7 @@
           <w:i w:val="0"/>
           <w:sz w:val="22"/>
         </w:rPr>
-        <w:t>조현빈: S5~S9 (실험 결과 1: RQ1 + Pivot A/C)</w:t>
+        <w:t>조현빈 — Q&amp;A 기술 백업: 발표자용 기술 맥락 문서, 예상 Q&amp;A 답변지, 실험 수치 재현 responsibilty</w:t>
       </w:r>
     </w:p>
     <w:p>
@@ -6915,7 +6915,7 @@
           <w:i w:val="0"/>
           <w:sz w:val="22"/>
         </w:rPr>
-        <w:t>강재현: S10~S11 (실험 결과 2: 외적 타당성 + Two-Level) ★ 신규 기여 담당</w:t>
+        <w:t>박세은 (팀장) — 전체 조율 + 자문 회신 관련 Q&amp;A 대응</w:t>
       </w:r>
     </w:p>
     <w:p>
@@ -6930,7 +6930,7 @@
           <w:i w:val="0"/>
           <w:sz w:val="22"/>
         </w:rPr>
-        <w:t>이동욱: S12~S13 (Phase 7 + 한계/로드맵)</w:t>
+        <w:t>이동욱 — 슬라이드 검토 + 리허설 피드백</w:t>
       </w:r>
     </w:p>
     <w:p>

--- a/submission/속도는벡터_중간발표_20260417_0000.docx
+++ b/submission/속도는벡터_중간발표_20260417_0000.docx
@@ -185,7 +185,7 @@
           <w:color w:val="718096"/>
           <w:sz w:val="20"/>
         </w:rPr>
-        <w:t>`submission/속도는벡터_중간보고서_20260417_0000.md`, `experiments/results/RQ1_RQ2 실험 결과 정리.md`, `plans/RQ3 설계안.md`</w:t>
+        <w:t>`submission/속도는벡터_중간보고서_20260417_0000.md`, `experiments/results/RQ1_RQ2 실험 결과 정리.md`, `plans/RQ3설계안_20260416_213500.md`</w:t>
       </w:r>
     </w:p>
     <w:p>
@@ -5487,21 +5487,7 @@
           <w:i w:val="0"/>
           <w:sz w:val="22"/>
         </w:rPr>
-        <w:t xml:space="preserve"> hook 우회 수정의 reviewer 관점 위험 — 자문 회신 후 narrative 조정</w:t>
-      </w:r>
-    </w:p>
-    <w:p>
-      <w:pPr>
-        <w:pStyle w:val="ListBullet"/>
-      </w:pPr>
-      <w:r>
-        <w:rPr>
-          <w:rFonts w:ascii="Apple SD Gothic Neo" w:hAnsi="Apple SD Gothic Neo" w:eastAsia="Apple SD Gothic Neo"/>
-          <w:b/>
-          <w:i w:val="0"/>
-          <w:sz w:val="22"/>
-        </w:rPr>
-        <w:t>최종발표 로드맵 (5/27)</w:t>
+        <w:t xml:space="preserve"> hook 우회 수정의 reviewer 관점 위험 — 자문 회신 후 narrative 조정 (단, SYS/BERN 양쪽 arm 동일 적용이므로 paired 비교의 상대값은 불변)</w:t>
       </w:r>
     </w:p>
     <w:p>
@@ -5512,11 +5498,25 @@
       <w:r>
         <w:rPr>
           <w:rFonts w:ascii="Apple SD Gothic Neo" w:hAnsi="Apple SD Gothic Neo" w:eastAsia="Apple SD Gothic Neo"/>
+          <w:b w:val="0"/>
+          <w:i w:val="0"/>
+          <w:sz w:val="22"/>
+        </w:rPr>
+        <w:t>(e) n=5 seed 는 seed-variance 검출용 — 출판 급 검정력은 W6 의 10 seed × 500 query 에서 확보</w:t>
+      </w:r>
+    </w:p>
+    <w:p>
+      <w:pPr>
+        <w:pStyle w:val="ListBullet"/>
+      </w:pPr>
+      <w:r>
+        <w:rPr>
+          <w:rFonts w:ascii="Apple SD Gothic Neo" w:hAnsi="Apple SD Gothic Neo" w:eastAsia="Apple SD Gothic Neo"/>
           <w:b/>
           <w:i w:val="0"/>
           <w:sz w:val="22"/>
         </w:rPr>
-        <w:t>W5</w:t>
+        <w:t>최종발표 로드맵 (5/27)</w:t>
       </w:r>
       <w:r>
         <w:rPr>
@@ -5525,26 +5525,7 @@
           <w:i w:val="0"/>
           <w:sz w:val="22"/>
         </w:rPr>
-        <w:t xml:space="preserve"> (4/28~): per-stratum </w:t>
-      </w:r>
-      <w:r>
-        <w:rPr>
-          <w:rFonts w:ascii="D2Coding" w:hAnsi="D2Coding" w:eastAsia="D2Coding"/>
-          <w:b w:val="0"/>
-          <w:i w:val="0"/>
-          <w:color w:val="E53E3E"/>
-          <w:sz w:val="19"/>
-        </w:rPr>
-        <w:t>TABLESAMPLE BERNOULLI</w:t>
-      </w:r>
-      <w:r>
-        <w:rPr>
-          <w:rFonts w:ascii="Apple SD Gothic Neo" w:hAnsi="Apple SD Gothic Neo" w:eastAsia="Apple SD Gothic Neo"/>
-          <w:b w:val="0"/>
-          <w:i w:val="0"/>
-          <w:sz w:val="22"/>
-        </w:rPr>
-        <w:t xml:space="preserve"> 최적화 + Layer sweep + wiki 768d + SIFT mid-sel 보충</w:t>
+        <w:t xml:space="preserve"> — 5 개 W5 보충실험 전수 나열</w:t>
       </w:r>
     </w:p>
     <w:p>
@@ -5559,7 +5540,7 @@
           <w:i w:val="0"/>
           <w:sz w:val="22"/>
         </w:rPr>
-        <w:t>W6</w:t>
+        <w:t>W5</w:t>
       </w:r>
       <w:r>
         <w:rPr>
@@ -5568,25 +5549,26 @@
           <w:i w:val="0"/>
           <w:sz w:val="22"/>
         </w:rPr>
-        <w:t xml:space="preserve"> (5/5~): 3 dataset × 3 mode × 6 sel × </w:t>
-      </w:r>
-      <w:r>
-        <w:rPr>
-          <w:rFonts w:ascii="Apple SD Gothic Neo" w:hAnsi="Apple SD Gothic Neo" w:eastAsia="Apple SD Gothic Neo"/>
-          <w:b/>
+        <w:t xml:space="preserve"> (4/28~): (i) per-stratum </w:t>
+      </w:r>
+      <w:r>
+        <w:rPr>
+          <w:rFonts w:ascii="D2Coding" w:hAnsi="D2Coding" w:eastAsia="D2Coding"/>
+          <w:b w:val="0"/>
+          <w:i w:val="0"/>
+          <w:color w:val="E53E3E"/>
+          <w:sz w:val="19"/>
+        </w:rPr>
+        <w:t>TABLESAMPLE BERNOULLI</w:t>
+      </w:r>
+      <w:r>
+        <w:rPr>
+          <w:rFonts w:ascii="Apple SD Gothic Neo" w:hAnsi="Apple SD Gothic Neo" w:eastAsia="Apple SD Gothic Neo"/>
+          <w:b w:val="0"/>
           <w:i w:val="0"/>
           <w:sz w:val="22"/>
         </w:rPr>
-        <w:t>10 seed × 500 query</w:t>
-      </w:r>
-      <w:r>
-        <w:rPr>
-          <w:rFonts w:ascii="Apple SD Gothic Neo" w:hAnsi="Apple SD Gothic Neo" w:eastAsia="Apple SD Gothic Neo"/>
-          <w:b w:val="0"/>
-          <w:i w:val="0"/>
-          <w:sz w:val="22"/>
-        </w:rPr>
-        <w:t xml:space="preserve"> 전면 ablation (270k 측정)</w:t>
+        <w:t xml:space="preserve"> 최적화 + (ii) Layer sweep K=30/40/50 + (iii) wiki 768d 검증 + (iv) SIFT mid-sel (s=0.10/0.30) 보충 + (v) sample_size sensitivity 로 boundary s≥0.050 완화 탐색</w:t>
       </w:r>
     </w:p>
     <w:p>
@@ -5601,6 +5583,48 @@
           <w:i w:val="0"/>
           <w:sz w:val="22"/>
         </w:rPr>
+        <w:t>W6</w:t>
+      </w:r>
+      <w:r>
+        <w:rPr>
+          <w:rFonts w:ascii="Apple SD Gothic Neo" w:hAnsi="Apple SD Gothic Neo" w:eastAsia="Apple SD Gothic Neo"/>
+          <w:b w:val="0"/>
+          <w:i w:val="0"/>
+          <w:sz w:val="22"/>
+        </w:rPr>
+        <w:t xml:space="preserve"> (5/5~): 3 dataset × 3 mode × 6 sel × </w:t>
+      </w:r>
+      <w:r>
+        <w:rPr>
+          <w:rFonts w:ascii="Apple SD Gothic Neo" w:hAnsi="Apple SD Gothic Neo" w:eastAsia="Apple SD Gothic Neo"/>
+          <w:b/>
+          <w:i w:val="0"/>
+          <w:sz w:val="22"/>
+        </w:rPr>
+        <w:t>10 seed × 500 query</w:t>
+      </w:r>
+      <w:r>
+        <w:rPr>
+          <w:rFonts w:ascii="Apple SD Gothic Neo" w:hAnsi="Apple SD Gothic Neo" w:eastAsia="Apple SD Gothic Neo"/>
+          <w:b w:val="0"/>
+          <w:i w:val="0"/>
+          <w:sz w:val="22"/>
+        </w:rPr>
+        <w:t xml:space="preserve"> 전면 ablation (270k 측정) + BH-FDR 다중비교 보정 + TOST 등가성 검정</w:t>
+      </w:r>
+    </w:p>
+    <w:p>
+      <w:pPr>
+        <w:pStyle w:val="ListBullet"/>
+        <w:ind w:left="680"/>
+      </w:pPr>
+      <w:r>
+        <w:rPr>
+          <w:rFonts w:ascii="Apple SD Gothic Neo" w:hAnsi="Apple SD Gothic Neo" w:eastAsia="Apple SD Gothic Neo"/>
+          <w:b/>
+          <w:i w:val="0"/>
+          <w:sz w:val="22"/>
+        </w:rPr>
         <w:t>W7</w:t>
       </w:r>
       <w:r>
@@ -5628,7 +5652,7 @@
           <w:i w:val="0"/>
           <w:sz w:val="22"/>
         </w:rPr>
-        <w:t xml:space="preserve"> — 3 패러다임 (Offline / Online / Weight-based), Hilbert Curve 공간 DB 기법 최초 적용</w:t>
+        <w:t xml:space="preserve"> — 3 패러다임 (Offline / Online / Weight-based), Hilbert Curve 공간 DB 기법 최초 적용, H (Importance Sampling) 는 2×2 factorial 로 allocation/estimator 효과 분리</w:t>
       </w:r>
     </w:p>
     <w:p>
